--- a/复习资料/05_练习代码逐份讲解与看图指南.docx
+++ b/复习资料/05_练习代码逐份讲解与看图指南.docx
@@ -18,6 +18,472 @@
     <w:p>
       <w:r>
         <w:t>这些文件主要是复习教学示例，并非每个文件都对应一道往年原题。建议按 lesson00 → lesson01 → lesson02 → lesson03 的顺序学习，后续按四天计划选做。连续系统脚本里的 ode45 是本机缺少工具箱时的替代实现，第一轮不要求背下。</w:t>
+      </w:r>
+    </w:p>
+    <w:p>
+      <w:pPr>
+        <w:pStyle w:val="Heading1"/>
+      </w:pPr>
+      <w:r>
+        <w:t>先用信号与系统的视角读代码</w:t>
+      </w:r>
+    </w:p>
+    <w:p>
+      <w:r>
+        <w:t>运行任何脚本前，先找四件事：输入信号是什么，系统规则是什么，题目要观察什么输出或特性，横轴是时间、样点序号还是频率。把这些弄清后，代码才不会只是一串函数名。</w:t>
+      </w:r>
+    </w:p>
+    <w:tbl>
+      <w:tblPr>
+        <w:tblW w:type="auto" w:w="0"/>
+        <w:jc w:val="center"/>
+        <w:tblLayout w:type="fixed"/>
+        <w:tblLook w:firstColumn="1" w:firstRow="1" w:lastColumn="0" w:lastRow="0" w:noHBand="0" w:noVBand="1" w:val="04A0"/>
+        <w:tblBorders>
+          <w:top w:val="single" w:sz="4" w:color="D9D9D9"/>
+          <w:left w:val="single" w:sz="4" w:color="D9D9D9"/>
+          <w:bottom w:val="single" w:sz="4" w:color="D9D9D9"/>
+          <w:right w:val="single" w:sz="4" w:color="D9D9D9"/>
+          <w:insideH w:val="single" w:sz="4" w:color="D9D9D9"/>
+          <w:insideV w:val="single" w:sz="4" w:color="D9D9D9"/>
+        </w:tblBorders>
+      </w:tblPr>
+      <w:tblGrid>
+        <w:gridCol w:w="2658"/>
+        <w:gridCol w:w="3578"/>
+        <w:gridCol w:w="3987"/>
+      </w:tblGrid>
+      <w:tr>
+        <w:trPr>
+          <w:cantSplit/>
+          <w:tblHeader w:val="true"/>
+        </w:trPr>
+        <w:tc>
+          <w:tcPr>
+            <w:tcW w:type="dxa" w:w="2658"/>
+            <w:vAlign w:val="center"/>
+            <w:tcMar>
+              <w:top w:w="85" w:type="dxa"/>
+              <w:bottom w:w="85" w:type="dxa"/>
+              <w:left w:w="95" w:type="dxa"/>
+              <w:right w:w="95" w:type="dxa"/>
+            </w:tcMar>
+            <w:shd w:fill="DBE8F0"/>
+          </w:tcPr>
+          <w:p>
+            <w:pPr>
+              <w:pStyle w:val="TableText"/>
+              <w:keepNext/>
+              <w:jc w:val="center"/>
+            </w:pPr>
+            <w:r>
+              <w:rPr>
+                <w:b/>
+              </w:rPr>
+              <w:t>题目中的词</w:t>
+            </w:r>
+          </w:p>
+        </w:tc>
+        <w:tc>
+          <w:tcPr>
+            <w:tcW w:type="dxa" w:w="3578"/>
+            <w:vAlign w:val="center"/>
+            <w:tcMar>
+              <w:top w:w="85" w:type="dxa"/>
+              <w:bottom w:w="85" w:type="dxa"/>
+              <w:left w:w="95" w:type="dxa"/>
+              <w:right w:w="95" w:type="dxa"/>
+            </w:tcMar>
+            <w:shd w:fill="DBE8F0"/>
+          </w:tcPr>
+          <w:p>
+            <w:pPr>
+              <w:pStyle w:val="TableText"/>
+              <w:keepNext/>
+            </w:pPr>
+            <w:r>
+              <w:rPr>
+                <w:b/>
+              </w:rPr>
+              <w:t>先理解成什么</w:t>
+            </w:r>
+          </w:p>
+        </w:tc>
+        <w:tc>
+          <w:tcPr>
+            <w:tcW w:type="dxa" w:w="3987"/>
+            <w:vAlign w:val="center"/>
+            <w:tcMar>
+              <w:top w:w="85" w:type="dxa"/>
+              <w:bottom w:w="85" w:type="dxa"/>
+              <w:left w:w="95" w:type="dxa"/>
+              <w:right w:w="95" w:type="dxa"/>
+            </w:tcMar>
+            <w:shd w:fill="DBE8F0"/>
+          </w:tcPr>
+          <w:p>
+            <w:pPr>
+              <w:pStyle w:val="TableText"/>
+              <w:keepNext/>
+            </w:pPr>
+            <w:r>
+              <w:rPr>
+                <w:b/>
+              </w:rPr>
+              <w:t>代码里通常在哪里</w:t>
+            </w:r>
+          </w:p>
+        </w:tc>
+      </w:tr>
+      <w:tr>
+        <w:trPr>
+          <w:cantSplit/>
+        </w:trPr>
+        <w:tc>
+          <w:tcPr>
+            <w:tcW w:type="dxa" w:w="2658"/>
+            <w:vAlign w:val="center"/>
+            <w:tcMar>
+              <w:top w:w="85" w:type="dxa"/>
+              <w:bottom w:w="85" w:type="dxa"/>
+              <w:left w:w="95" w:type="dxa"/>
+              <w:right w:w="95" w:type="dxa"/>
+            </w:tcMar>
+          </w:tcPr>
+          <w:p>
+            <w:pPr>
+              <w:pStyle w:val="TableText"/>
+              <w:jc w:val="center"/>
+            </w:pPr>
+            <w:r>
+              <w:t>信号</w:t>
+            </w:r>
+          </w:p>
+        </w:tc>
+        <w:tc>
+          <w:tcPr>
+            <w:tcW w:type="dxa" w:w="3578"/>
+            <w:vAlign w:val="center"/>
+            <w:tcMar>
+              <w:top w:w="85" w:type="dxa"/>
+              <w:bottom w:w="85" w:type="dxa"/>
+              <w:left w:w="95" w:type="dxa"/>
+              <w:right w:w="95" w:type="dxa"/>
+            </w:tcMar>
+          </w:tcPr>
+          <w:p>
+            <w:pPr>
+              <w:pStyle w:val="TableText"/>
+            </w:pPr>
+            <w:r>
+              <w:t>随时间或样点序号变化的一串数。x 常表示输入，y 常表示输出。</w:t>
+            </w:r>
+          </w:p>
+        </w:tc>
+        <w:tc>
+          <w:tcPr>
+            <w:tcW w:type="dxa" w:w="3987"/>
+            <w:vAlign w:val="center"/>
+            <w:tcMar>
+              <w:top w:w="85" w:type="dxa"/>
+              <w:bottom w:w="85" w:type="dxa"/>
+              <w:left w:w="95" w:type="dxa"/>
+              <w:right w:w="95" w:type="dxa"/>
+            </w:tcMar>
+          </w:tcPr>
+          <w:p>
+            <w:pPr>
+              <w:pStyle w:val="TableText"/>
+            </w:pPr>
+            <w:r>
+              <w:t>t、n、x、y 等向量</w:t>
+            </w:r>
+          </w:p>
+        </w:tc>
+      </w:tr>
+      <w:tr>
+        <w:trPr>
+          <w:cantSplit/>
+        </w:trPr>
+        <w:tc>
+          <w:tcPr>
+            <w:tcW w:type="dxa" w:w="2658"/>
+            <w:vAlign w:val="center"/>
+            <w:tcMar>
+              <w:top w:w="85" w:type="dxa"/>
+              <w:bottom w:w="85" w:type="dxa"/>
+              <w:left w:w="95" w:type="dxa"/>
+              <w:right w:w="95" w:type="dxa"/>
+            </w:tcMar>
+          </w:tcPr>
+          <w:p>
+            <w:pPr>
+              <w:pStyle w:val="TableText"/>
+              <w:jc w:val="center"/>
+            </w:pPr>
+            <w:r>
+              <w:t>系统</w:t>
+            </w:r>
+          </w:p>
+        </w:tc>
+        <w:tc>
+          <w:tcPr>
+            <w:tcW w:type="dxa" w:w="3578"/>
+            <w:vAlign w:val="center"/>
+            <w:tcMar>
+              <w:top w:w="85" w:type="dxa"/>
+              <w:bottom w:w="85" w:type="dxa"/>
+              <w:left w:w="95" w:type="dxa"/>
+              <w:right w:w="95" w:type="dxa"/>
+            </w:tcMar>
+          </w:tcPr>
+          <w:p>
+            <w:pPr>
+              <w:pStyle w:val="TableText"/>
+            </w:pPr>
+            <w:r>
+              <w:t>把输入变成输出的规则。可由方程、b 和 a 系数、传递函数或零极点表示。</w:t>
+            </w:r>
+          </w:p>
+        </w:tc>
+        <w:tc>
+          <w:tcPr>
+            <w:tcW w:type="dxa" w:w="3987"/>
+            <w:vAlign w:val="center"/>
+            <w:tcMar>
+              <w:top w:w="85" w:type="dxa"/>
+              <w:bottom w:w="85" w:type="dxa"/>
+              <w:left w:w="95" w:type="dxa"/>
+              <w:right w:w="95" w:type="dxa"/>
+            </w:tcMar>
+          </w:tcPr>
+          <w:p>
+            <w:pPr>
+              <w:pStyle w:val="TableText"/>
+            </w:pPr>
+            <w:r>
+              <w:t>filter(b,a,x)、tf(b,a)、lsim</w:t>
+            </w:r>
+          </w:p>
+        </w:tc>
+      </w:tr>
+      <w:tr>
+        <w:trPr>
+          <w:cantSplit/>
+        </w:trPr>
+        <w:tc>
+          <w:tcPr>
+            <w:tcW w:type="dxa" w:w="2658"/>
+            <w:vAlign w:val="center"/>
+            <w:tcMar>
+              <w:top w:w="85" w:type="dxa"/>
+              <w:bottom w:w="85" w:type="dxa"/>
+              <w:left w:w="95" w:type="dxa"/>
+              <w:right w:w="95" w:type="dxa"/>
+            </w:tcMar>
+          </w:tcPr>
+          <w:p>
+            <w:pPr>
+              <w:pStyle w:val="TableText"/>
+              <w:jc w:val="center"/>
+            </w:pPr>
+            <w:r>
+              <w:t>响应</w:t>
+            </w:r>
+          </w:p>
+        </w:tc>
+        <w:tc>
+          <w:tcPr>
+            <w:tcW w:type="dxa" w:w="3578"/>
+            <w:vAlign w:val="center"/>
+            <w:tcMar>
+              <w:top w:w="85" w:type="dxa"/>
+              <w:bottom w:w="85" w:type="dxa"/>
+              <w:left w:w="95" w:type="dxa"/>
+              <w:right w:w="95" w:type="dxa"/>
+            </w:tcMar>
+          </w:tcPr>
+          <w:p>
+            <w:pPr>
+              <w:pStyle w:val="TableText"/>
+            </w:pPr>
+            <w:r>
+              <w:t>将某个指定输入送进系统得到的输出。</w:t>
+            </w:r>
+          </w:p>
+        </w:tc>
+        <w:tc>
+          <w:tcPr>
+            <w:tcW w:type="dxa" w:w="3987"/>
+            <w:vAlign w:val="center"/>
+            <w:tcMar>
+              <w:top w:w="85" w:type="dxa"/>
+              <w:bottom w:w="85" w:type="dxa"/>
+              <w:left w:w="95" w:type="dxa"/>
+              <w:right w:w="95" w:type="dxa"/>
+            </w:tcMar>
+          </w:tcPr>
+          <w:p>
+            <w:pPr>
+              <w:pStyle w:val="TableText"/>
+            </w:pPr>
+            <w:r>
+              <w:t>y、h、g 等计算结果</w:t>
+            </w:r>
+          </w:p>
+        </w:tc>
+      </w:tr>
+      <w:tr>
+        <w:trPr>
+          <w:cantSplit/>
+        </w:trPr>
+        <w:tc>
+          <w:tcPr>
+            <w:tcW w:type="dxa" w:w="2658"/>
+            <w:vAlign w:val="center"/>
+            <w:tcMar>
+              <w:top w:w="85" w:type="dxa"/>
+              <w:bottom w:w="85" w:type="dxa"/>
+              <w:left w:w="95" w:type="dxa"/>
+              <w:right w:w="95" w:type="dxa"/>
+            </w:tcMar>
+          </w:tcPr>
+          <w:p>
+            <w:pPr>
+              <w:pStyle w:val="TableText"/>
+              <w:jc w:val="center"/>
+            </w:pPr>
+            <w:r>
+              <w:t>冲激或单位样值响应</w:t>
+            </w:r>
+          </w:p>
+        </w:tc>
+        <w:tc>
+          <w:tcPr>
+            <w:tcW w:type="dxa" w:w="3578"/>
+            <w:vAlign w:val="center"/>
+            <w:tcMar>
+              <w:top w:w="85" w:type="dxa"/>
+              <w:bottom w:w="85" w:type="dxa"/>
+              <w:left w:w="95" w:type="dxa"/>
+              <w:right w:w="95" w:type="dxa"/>
+            </w:tcMar>
+          </w:tcPr>
+          <w:p>
+            <w:pPr>
+              <w:pStyle w:val="TableText"/>
+            </w:pPr>
+            <w:r>
+              <w:t>用一个瞬间输入观察系统本身的特性。离散时可写 [1 0 0 ...]。</w:t>
+            </w:r>
+          </w:p>
+        </w:tc>
+        <w:tc>
+          <w:tcPr>
+            <w:tcW w:type="dxa" w:w="3987"/>
+            <w:vAlign w:val="center"/>
+            <w:tcMar>
+              <w:top w:w="85" w:type="dxa"/>
+              <w:bottom w:w="85" w:type="dxa"/>
+              <w:left w:w="95" w:type="dxa"/>
+              <w:right w:w="95" w:type="dxa"/>
+            </w:tcMar>
+          </w:tcPr>
+          <w:p>
+            <w:pPr>
+              <w:pStyle w:val="TableText"/>
+            </w:pPr>
+            <w:r>
+              <w:t>filter(b,a,[1 zeros(...)])</w:t>
+            </w:r>
+          </w:p>
+        </w:tc>
+      </w:tr>
+      <w:tr>
+        <w:trPr>
+          <w:cantSplit/>
+        </w:trPr>
+        <w:tc>
+          <w:tcPr>
+            <w:tcW w:type="dxa" w:w="2658"/>
+            <w:vAlign w:val="center"/>
+            <w:tcMar>
+              <w:top w:w="85" w:type="dxa"/>
+              <w:bottom w:w="85" w:type="dxa"/>
+              <w:left w:w="95" w:type="dxa"/>
+              <w:right w:w="95" w:type="dxa"/>
+            </w:tcMar>
+          </w:tcPr>
+          <w:p>
+            <w:pPr>
+              <w:pStyle w:val="TableText"/>
+              <w:jc w:val="center"/>
+            </w:pPr>
+            <w:r>
+              <w:t>频率响应</w:t>
+            </w:r>
+          </w:p>
+        </w:tc>
+        <w:tc>
+          <w:tcPr>
+            <w:tcW w:type="dxa" w:w="3578"/>
+            <w:vAlign w:val="center"/>
+            <w:tcMar>
+              <w:top w:w="85" w:type="dxa"/>
+              <w:bottom w:w="85" w:type="dxa"/>
+              <w:left w:w="95" w:type="dxa"/>
+              <w:right w:w="95" w:type="dxa"/>
+            </w:tcMar>
+          </w:tcPr>
+          <w:p>
+            <w:pPr>
+              <w:pStyle w:val="TableText"/>
+            </w:pPr>
+            <w:r>
+              <w:t>系统对不同频率的放大倍数和相位变化。</w:t>
+            </w:r>
+          </w:p>
+        </w:tc>
+        <w:tc>
+          <w:tcPr>
+            <w:tcW w:type="dxa" w:w="3987"/>
+            <w:vAlign w:val="center"/>
+            <w:tcMar>
+              <w:top w:w="85" w:type="dxa"/>
+              <w:bottom w:w="85" w:type="dxa"/>
+              <w:left w:w="95" w:type="dxa"/>
+              <w:right w:w="95" w:type="dxa"/>
+            </w:tcMar>
+          </w:tcPr>
+          <w:p>
+            <w:pPr>
+              <w:pStyle w:val="TableText"/>
+            </w:pPr>
+            <w:r>
+              <w:t>H、abs(H)、angle(H)</w:t>
+            </w:r>
+          </w:p>
+        </w:tc>
+      </w:tr>
+    </w:tbl>
+    <w:p>
+      <w:pPr>
+        <w:spacing w:after="40" w:before="0" w:line="40" w:lineRule="exact"/>
+      </w:pPr>
+      <w:r>
+        <w:rPr>
+          <w:sz w:val="4"/>
+        </w:rPr>
+      </w:r>
+    </w:p>
+    <w:p>
+      <w:r>
+        <w:t>连续信号通常写 x(t)，横轴 t 的单位是秒；离散信号通常写 x[n]，横轴 n 是样点序号。MATLAB 数组下标仍从 1 开始：数学上的 n=0 常保存在数组的第一个元素 x(1)。图的横轴是频率时，先看清单位是 Hz、rad/s 还是归一化的 w/pi。</w:t>
+      </w:r>
+    </w:p>
+    <w:p>
+      <w:r>
+        <w:t>每一课都按“题目意思 → 概念 → 代码 → 看图”学习。若看到一个图，先问：它画的是输入还是输出？横轴是什么单位？若是系统图，它是在看随时间的响应，还是在看不同频率的特性？</w:t>
       </w:r>
     </w:p>
     <w:p>
@@ -3146,6 +3612,34 @@
         <w:t xml:space="preserve"> 先能独立写 lesson01 的两张图和 lesson02 的四种信号，再学习 lesson03 的 filter。第 4～8 课按四天计划选做；遇到看不懂的图，先分清横轴是时间、序号还是频率，再判断它画的是输入、输出还是系统特性。</w:t>
       </w:r>
     </w:p>
+    <w:p>
+      <w:pPr>
+        <w:pStyle w:val="Heading2"/>
+      </w:pPr>
+      <w:r>
+        <w:t>考场遇到一张图时怎样读</w:t>
+      </w:r>
+    </w:p>
+    <w:p>
+      <w:r>
+        <w:t>第一步看横轴。横轴写 t 或 s，通常是在看随时间变化；写 n，通常是在看离散样点；写 f、Hz、w 或 w/pi，通常是在看频率成分或系统频率响应。先弄清单位，才能判断周期、采样率或峰的位置。</w:t>
+      </w:r>
+    </w:p>
+    <w:p>
+      <w:r>
+        <w:t>第二步看纵轴和标题。标题是 Input 或 x 时，画的是送入系统的信号；标题是 Output、response、y、h 或 g 时，画的是系统处理后的结果。纵轴是 |H| 时表示放大倍数，纵轴是 Phase 时表示相位变化。</w:t>
+      </w:r>
+    </w:p>
+    <w:p>
+      <w:r>
+        <w:t>第三步回到题目核对。检查点数、起点、终点、初值、是否用了 plot 或 stem、频率单位和系统系数。图形“看起来平滑”不等于正确；必须能用题目给出的条件说明为什么这张图应该这样。</w:t>
+      </w:r>
+    </w:p>
+    <w:p>
+      <w:r>
+        <w:t>如果题目只要求生成信号，你只需要写时间轴、公式和图；如果题目给了系统，还要写出从 x 到 y 的计算。把这两类题先分开，是减少读题混乱最快的方法。</w:t>
+      </w:r>
+    </w:p>
     <w:sectPr>
       <w:footerReference w:type="default" r:id="rId9"/>
       <w:pgSz w:w="12240" w:h="15840"/>
@@ -3545,7 +4039,7 @@
     <w:rsid w:val="00FC693F"/>
     <w:pPr>
       <w:widowControl/>
-      <w:spacing w:after="120" w:line="283" w:lineRule="auto"/>
+      <w:spacing w:after="80" w:line="269" w:lineRule="auto"/>
     </w:pPr>
     <w:rPr>
       <w:rFonts w:ascii="Calibri" w:hAnsi="Calibri" w:eastAsia="Microsoft YaHei" w:cs="Calibri"/>
